--- a/Docs/Due-List.docx
+++ b/Docs/Due-List.docx
@@ -11,13 +11,23 @@
           <w:bCs/>
         </w:rPr>
       </w:pPr>
-      <w:r>
-        <w:rPr>
-          <w:rFonts w:ascii="Times New Roman" w:hAnsi="Times New Roman" w:cs="Times New Roman"/>
-          <w:b/>
-          <w:bCs/>
-        </w:rPr>
-        <w:t>Boid Sim Project Due list</w:t>
+      <w:proofErr w:type="spellStart"/>
+      <w:r>
+        <w:rPr>
+          <w:rFonts w:ascii="Times New Roman" w:hAnsi="Times New Roman" w:cs="Times New Roman"/>
+          <w:b/>
+          <w:bCs/>
+        </w:rPr>
+        <w:t>Boid</w:t>
+      </w:r>
+      <w:proofErr w:type="spellEnd"/>
+      <w:r>
+        <w:rPr>
+          <w:rFonts w:ascii="Times New Roman" w:hAnsi="Times New Roman" w:cs="Times New Roman"/>
+          <w:b/>
+          <w:bCs/>
+        </w:rPr>
+        <w:t xml:space="preserve"> Sim Project Due list</w:t>
       </w:r>
     </w:p>
     <w:p>
@@ -51,6 +61,7 @@
           <w:szCs w:val="18"/>
         </w:rPr>
       </w:pPr>
+      <w:proofErr w:type="gramStart"/>
       <w:r>
         <w:rPr>
           <w:rFonts w:ascii="Times New Roman" w:hAnsi="Times New Roman" w:cs="Times New Roman"/>
@@ -59,6 +70,7 @@
         </w:rPr>
         <w:t>=  Complete</w:t>
       </w:r>
+      <w:proofErr w:type="gramEnd"/>
       <w:r>
         <w:rPr>
           <w:rFonts w:ascii="Times New Roman" w:hAnsi="Times New Roman" w:cs="Times New Roman"/>
@@ -67,6 +79,7 @@
         </w:rPr>
         <w:tab/>
       </w:r>
+      <w:proofErr w:type="gramStart"/>
       <w:r>
         <w:rPr>
           <w:rFonts w:ascii="Times New Roman" w:hAnsi="Times New Roman" w:cs="Times New Roman"/>
@@ -82,7 +95,16 @@
           <w:sz w:val="18"/>
           <w:szCs w:val="18"/>
         </w:rPr>
-        <w:t xml:space="preserve">  = Sub Complete</w:t>
+        <w:t xml:space="preserve">  =</w:t>
+      </w:r>
+      <w:proofErr w:type="gramEnd"/>
+      <w:r>
+        <w:rPr>
+          <w:rFonts w:ascii="Times New Roman" w:hAnsi="Times New Roman" w:cs="Times New Roman"/>
+          <w:sz w:val="18"/>
+          <w:szCs w:val="18"/>
+        </w:rPr>
+        <w:t xml:space="preserve"> Sub Complete</w:t>
       </w:r>
       <w:r>
         <w:rPr>
@@ -302,7 +324,21 @@
         <w:rPr>
           <w:rFonts w:ascii="Times New Roman" w:hAnsi="Times New Roman" w:cs="Times New Roman"/>
         </w:rPr>
-        <w:t>Add ImGui UI</w:t>
+        <w:t xml:space="preserve">Add </w:t>
+      </w:r>
+      <w:proofErr w:type="spellStart"/>
+      <w:r>
+        <w:rPr>
+          <w:rFonts w:ascii="Times New Roman" w:hAnsi="Times New Roman" w:cs="Times New Roman"/>
+        </w:rPr>
+        <w:t>ImGui</w:t>
+      </w:r>
+      <w:proofErr w:type="spellEnd"/>
+      <w:r>
+        <w:rPr>
+          <w:rFonts w:ascii="Times New Roman" w:hAnsi="Times New Roman" w:cs="Times New Roman"/>
+        </w:rPr>
+        <w:t xml:space="preserve"> UI</w:t>
       </w:r>
     </w:p>
     <w:p>
@@ -330,15 +366,15 @@
           <w:b/>
           <w:bCs/>
         </w:rPr>
-        <w:t>Due: 5/2</w:t>
-      </w:r>
-      <w:r>
-        <w:rPr>
-          <w:rFonts w:ascii="Times New Roman" w:hAnsi="Times New Roman" w:cs="Times New Roman"/>
-          <w:b/>
-          <w:bCs/>
-        </w:rPr>
-        <w:t>5</w:t>
+        <w:t xml:space="preserve">Due: </w:t>
+      </w:r>
+      <w:r>
+        <w:rPr>
+          <w:rFonts w:ascii="Times New Roman" w:hAnsi="Times New Roman" w:cs="Times New Roman"/>
+          <w:b/>
+          <w:bCs/>
+        </w:rPr>
+        <w:t>Minor</w:t>
       </w:r>
     </w:p>
     <w:p>
@@ -372,15 +408,7 @@
           <w:b/>
           <w:bCs/>
         </w:rPr>
-        <w:t>Due 5/2</w:t>
-      </w:r>
-      <w:r>
-        <w:rPr>
-          <w:rFonts w:ascii="Times New Roman" w:hAnsi="Times New Roman" w:cs="Times New Roman"/>
-          <w:b/>
-          <w:bCs/>
-        </w:rPr>
-        <w:t>7</w:t>
+        <w:t>Minor</w:t>
       </w:r>
     </w:p>
     <w:p>
@@ -498,11 +526,19 @@
           <w:bCs/>
         </w:rPr>
       </w:pPr>
-      <w:r>
-        <w:rPr>
-          <w:rFonts w:ascii="Times New Roman" w:hAnsi="Times New Roman" w:cs="Times New Roman"/>
-        </w:rPr>
-        <w:t>Boid Implementation</w:t>
+      <w:proofErr w:type="spellStart"/>
+      <w:r>
+        <w:rPr>
+          <w:rFonts w:ascii="Times New Roman" w:hAnsi="Times New Roman" w:cs="Times New Roman"/>
+        </w:rPr>
+        <w:t>Boid</w:t>
+      </w:r>
+      <w:proofErr w:type="spellEnd"/>
+      <w:r>
+        <w:rPr>
+          <w:rFonts w:ascii="Times New Roman" w:hAnsi="Times New Roman" w:cs="Times New Roman"/>
+        </w:rPr>
+        <w:t xml:space="preserve"> Implementation</w:t>
       </w:r>
     </w:p>
     <w:p>
@@ -516,11 +552,13 @@
           <w:rFonts w:ascii="Times New Roman" w:hAnsi="Times New Roman" w:cs="Times New Roman"/>
           <w:b/>
           <w:bCs/>
-        </w:rPr>
-      </w:pPr>
-      <w:r>
-        <w:rPr>
-          <w:rFonts w:ascii="Times New Roman" w:hAnsi="Times New Roman" w:cs="Times New Roman"/>
+          <w:highlight w:val="green"/>
+        </w:rPr>
+      </w:pPr>
+      <w:r>
+        <w:rPr>
+          <w:rFonts w:ascii="Times New Roman" w:hAnsi="Times New Roman" w:cs="Times New Roman"/>
+          <w:highlight w:val="green"/>
         </w:rPr>
         <w:t xml:space="preserve">Research </w:t>
       </w:r>
@@ -529,16 +567,9 @@
           <w:rFonts w:ascii="Times New Roman" w:hAnsi="Times New Roman" w:cs="Times New Roman"/>
           <w:b/>
           <w:bCs/>
-        </w:rPr>
-        <w:t>Due 5/2</w:t>
-      </w:r>
-      <w:r>
-        <w:rPr>
-          <w:rFonts w:ascii="Times New Roman" w:hAnsi="Times New Roman" w:cs="Times New Roman"/>
-          <w:b/>
-          <w:bCs/>
-        </w:rPr>
-        <w:t>8</w:t>
+          <w:highlight w:val="green"/>
+        </w:rPr>
+        <w:t>5/23</w:t>
       </w:r>
     </w:p>
     <w:p>
@@ -552,11 +583,13 @@
           <w:rFonts w:ascii="Times New Roman" w:hAnsi="Times New Roman" w:cs="Times New Roman"/>
           <w:b/>
           <w:bCs/>
-        </w:rPr>
-      </w:pPr>
-      <w:r>
-        <w:rPr>
-          <w:rFonts w:ascii="Times New Roman" w:hAnsi="Times New Roman" w:cs="Times New Roman"/>
+          <w:highlight w:val="yellow"/>
+        </w:rPr>
+      </w:pPr>
+      <w:r>
+        <w:rPr>
+          <w:rFonts w:ascii="Times New Roman" w:hAnsi="Times New Roman" w:cs="Times New Roman"/>
+          <w:highlight w:val="yellow"/>
         </w:rPr>
         <w:t xml:space="preserve">Start Implementation </w:t>
       </w:r>
@@ -565,8 +598,148 @@
           <w:rFonts w:ascii="Times New Roman" w:hAnsi="Times New Roman" w:cs="Times New Roman"/>
           <w:b/>
           <w:bCs/>
+          <w:highlight w:val="yellow"/>
         </w:rPr>
         <w:t>Due 5/29</w:t>
+      </w:r>
+    </w:p>
+    <w:p>
+      <w:pPr>
+        <w:pStyle w:val="ListParagraph"/>
+        <w:numPr>
+          <w:ilvl w:val="2"/>
+          <w:numId w:val="1"/>
+        </w:numPr>
+        <w:rPr>
+          <w:rFonts w:ascii="Times New Roman" w:hAnsi="Times New Roman" w:cs="Times New Roman"/>
+          <w:b/>
+          <w:bCs/>
+        </w:rPr>
+      </w:pPr>
+      <w:r>
+        <w:rPr>
+          <w:rFonts w:ascii="Times New Roman" w:hAnsi="Times New Roman" w:cs="Times New Roman"/>
+          <w:highlight w:val="yellow"/>
+        </w:rPr>
+        <w:t>Start learning compute shaders</w:t>
+      </w:r>
+    </w:p>
+    <w:p>
+      <w:pPr>
+        <w:pStyle w:val="ListParagraph"/>
+        <w:numPr>
+          <w:ilvl w:val="2"/>
+          <w:numId w:val="1"/>
+        </w:numPr>
+        <w:rPr>
+          <w:rFonts w:ascii="Times New Roman" w:hAnsi="Times New Roman" w:cs="Times New Roman"/>
+          <w:b/>
+          <w:bCs/>
+          <w:highlight w:val="green"/>
+        </w:rPr>
+      </w:pPr>
+      <w:r>
+        <w:rPr>
+          <w:rFonts w:ascii="Times New Roman" w:hAnsi="Times New Roman" w:cs="Times New Roman"/>
+          <w:highlight w:val="green"/>
+        </w:rPr>
+        <w:t>Get particles working</w:t>
+      </w:r>
+    </w:p>
+    <w:p>
+      <w:pPr>
+        <w:pStyle w:val="ListParagraph"/>
+        <w:numPr>
+          <w:ilvl w:val="2"/>
+          <w:numId w:val="1"/>
+        </w:numPr>
+        <w:rPr>
+          <w:rFonts w:ascii="Times New Roman" w:hAnsi="Times New Roman" w:cs="Times New Roman"/>
+          <w:b/>
+          <w:bCs/>
+        </w:rPr>
+      </w:pPr>
+      <w:r>
+        <w:rPr>
+          <w:rFonts w:ascii="Times New Roman" w:hAnsi="Times New Roman" w:cs="Times New Roman"/>
+        </w:rPr>
+        <w:t xml:space="preserve">Get </w:t>
+      </w:r>
+      <w:proofErr w:type="spellStart"/>
+      <w:r>
+        <w:rPr>
+          <w:rFonts w:ascii="Times New Roman" w:hAnsi="Times New Roman" w:cs="Times New Roman"/>
+        </w:rPr>
+        <w:t>boid</w:t>
+      </w:r>
+      <w:proofErr w:type="spellEnd"/>
+      <w:r>
+        <w:rPr>
+          <w:rFonts w:ascii="Times New Roman" w:hAnsi="Times New Roman" w:cs="Times New Roman"/>
+        </w:rPr>
+        <w:t xml:space="preserve"> shaped particles</w:t>
+      </w:r>
+    </w:p>
+    <w:p>
+      <w:pPr>
+        <w:pStyle w:val="ListParagraph"/>
+        <w:numPr>
+          <w:ilvl w:val="2"/>
+          <w:numId w:val="1"/>
+        </w:numPr>
+        <w:rPr>
+          <w:rFonts w:ascii="Times New Roman" w:hAnsi="Times New Roman" w:cs="Times New Roman"/>
+          <w:b/>
+          <w:bCs/>
+        </w:rPr>
+      </w:pPr>
+      <w:r>
+        <w:rPr>
+          <w:rFonts w:ascii="Times New Roman" w:hAnsi="Times New Roman" w:cs="Times New Roman"/>
+        </w:rPr>
+        <w:t xml:space="preserve">Get moving </w:t>
+      </w:r>
+      <w:proofErr w:type="spellStart"/>
+      <w:r>
+        <w:rPr>
+          <w:rFonts w:ascii="Times New Roman" w:hAnsi="Times New Roman" w:cs="Times New Roman"/>
+        </w:rPr>
+        <w:t>boids</w:t>
+      </w:r>
+      <w:proofErr w:type="spellEnd"/>
+    </w:p>
+    <w:p>
+      <w:pPr>
+        <w:pStyle w:val="ListParagraph"/>
+        <w:numPr>
+          <w:ilvl w:val="2"/>
+          <w:numId w:val="1"/>
+        </w:numPr>
+        <w:rPr>
+          <w:rFonts w:ascii="Times New Roman" w:hAnsi="Times New Roman" w:cs="Times New Roman"/>
+          <w:b/>
+          <w:bCs/>
+        </w:rPr>
+      </w:pPr>
+      <w:r>
+        <w:rPr>
+          <w:rFonts w:ascii="Times New Roman" w:hAnsi="Times New Roman" w:cs="Times New Roman"/>
+        </w:rPr>
+        <w:t xml:space="preserve">Apply all 3 </w:t>
+      </w:r>
+      <w:proofErr w:type="spellStart"/>
+      <w:r>
+        <w:rPr>
+          <w:rFonts w:ascii="Times New Roman" w:hAnsi="Times New Roman" w:cs="Times New Roman"/>
+        </w:rPr>
+        <w:t>boid</w:t>
+      </w:r>
+      <w:proofErr w:type="spellEnd"/>
+      <w:r>
+        <w:rPr>
+          <w:rFonts w:ascii="Times New Roman" w:hAnsi="Times New Roman" w:cs="Times New Roman"/>
+        </w:rPr>
+        <w:t xml:space="preserve"> phases</w:t>
       </w:r>
     </w:p>
     <w:sectPr>
@@ -609,7 +782,7 @@
         <w:rFonts w:ascii="Courier New" w:hAnsi="Courier New" w:cs="Courier New" w:hint="default"/>
       </w:rPr>
     </w:lvl>
-    <w:lvl w:ilvl="2" w:tplc="04090005" w:tentative="1">
+    <w:lvl w:ilvl="2" w:tplc="04090005">
       <w:start w:val="1"/>
       <w:numFmt w:val="bullet"/>
       <w:lvlText w:val=""/>
